--- a/📝文章/20260826/欧冠次回合两场_头条版.docx
+++ b/📝文章/20260826/欧冠次回合两场_头条版.docx
@@ -678,20 +678,6 @@
           <w:color w:val="888888"/>
           <w:sz w:val="18"/>
         </w:rPr>
-        <w:t>更多赛事数据拆解，同名公众号「阿飞x聊球」同步更新。</w:t>
-      </w:r>
-    </w:p>
-    <w:p>
-      <w:pPr>
-        <w:spacing w:after="120"/>
-      </w:pPr>
-      <w:r>
-        <w:rPr>
-          <w:rFonts w:ascii="微软雅黑" w:hAnsi="微软雅黑" w:eastAsia="微软雅黑"/>
-          <w:b w:val="0"/>
-          <w:color w:val="888888"/>
-          <w:sz w:val="18"/>
-        </w:rPr>
         <w:t>数据来源：竞彩官方。</w:t>
       </w:r>
     </w:p>
